--- a/lessions/0016.docx
+++ b/lessions/0016.docx
@@ -1,6 +1,6 @@
 
 <file path=word/document.xml><?xml version="1.0" encoding="utf-8"?>
-<w:document xmlns:wpc="http://schemas.microsoft.com/office/word/2010/wordprocessingCanvas" xmlns:cx="http://schemas.microsoft.com/office/drawing/2014/chartex" xmlns:cx1="http://schemas.microsoft.com/office/drawing/2015/9/8/chartex" xmlns:cx2="http://schemas.microsoft.com/office/drawing/2015/10/21/chartex" xmlns:cx3="http://schemas.microsoft.com/office/drawing/2016/5/9/chartex" xmlns:cx4="http://schemas.microsoft.com/office/drawing/2016/5/10/chartex" xmlns:cx5="http://schemas.microsoft.com/office/drawing/2016/5/11/chartex" xmlns:cx6="http://schemas.microsoft.com/office/drawing/2016/5/12/chartex" xmlns:cx7="http://schemas.microsoft.com/office/drawing/2016/5/13/chartex" xmlns:cx8="http://schemas.microsoft.com/office/drawing/2016/5/14/chartex" xmlns:mc="http://schemas.openxmlformats.org/markup-compatibility/2006" xmlns:aink="http://schemas.microsoft.com/office/drawing/2016/ink" xmlns:am3d="http://schemas.microsoft.com/office/drawing/2017/model3d" xmlns:o="urn:schemas-microsoft-com:office:office" xmlns:oel="http://schemas.microsoft.com/office/2019/extlst" xmlns:r="http://schemas.openxmlformats.org/officeDocument/2006/relationships" xmlns:m="http://schemas.openxmlformats.org/officeDocument/2006/math" xmlns:v="urn:schemas-microsoft-com:vml" xmlns:wp14="http://schemas.microsoft.com/office/word/2010/wordprocessingDrawing" xmlns:wp="http://schemas.openxmlformats.org/drawingml/2006/wordprocessingDrawing" xmlns:w10="urn:schemas-microsoft-com:office:word" xmlns:w="http://schemas.openxmlformats.org/wordprocessingml/2006/main" xmlns:w14="http://schemas.microsoft.com/office/word/2010/wordml" xmlns:w15="http://schemas.microsoft.com/office/word/2012/wordml" xmlns:w16cex="http://schemas.microsoft.com/office/word/2018/wordml/cex" xmlns:w16cid="http://schemas.microsoft.com/office/word/2016/wordml/cid" xmlns:w16="http://schemas.microsoft.com/office/word/2018/wordml" xmlns:w16du="http://schemas.microsoft.com/office/word/2023/wordml/word16du" xmlns:w16sdtdh="http://schemas.microsoft.com/office/word/2020/wordml/sdtdatahash" xmlns:w16sdtfl="http://schemas.microsoft.com/office/word/2024/wordml/sdtformatlock" xmlns:w16se="http://schemas.microsoft.com/office/word/2015/wordml/symex" xmlns:wpg="http://schemas.microsoft.com/office/word/2010/wordprocessingGroup" xmlns:wpi="http://schemas.microsoft.com/office/word/2010/wordprocessingInk" xmlns:wne="http://schemas.microsoft.com/office/word/2006/wordml" xmlns:wps="http://schemas.microsoft.com/office/word/2010/wordprocessingShape" mc:Ignorable="w14 w15 w16se w16cid w16 w16cex w16sdtdh w16sdtfl w16du wp14">
+<w:document xmlns:wpc="http://schemas.microsoft.com/office/word/2010/wordprocessingCanvas" xmlns:cx="http://schemas.microsoft.com/office/drawing/2014/chartex" xmlns:cx1="http://schemas.microsoft.com/office/drawing/2015/9/8/chartex" xmlns:cx2="http://schemas.microsoft.com/office/drawing/2015/10/21/chartex" xmlns:cx3="http://schemas.microsoft.com/office/drawing/2016/5/9/chartex" xmlns:cx4="http://schemas.microsoft.com/office/drawing/2016/5/10/chartex" xmlns:cx5="http://schemas.microsoft.com/office/drawing/2016/5/11/chartex" xmlns:cx6="http://schemas.microsoft.com/office/drawing/2016/5/12/chartex" xmlns:cx7="http://schemas.microsoft.com/office/drawing/2016/5/13/chartex" xmlns:cx8="http://schemas.microsoft.com/office/drawing/2016/5/14/chartex" xmlns:mc="http://schemas.openxmlformats.org/markup-compatibility/2006" xmlns:aink="http://schemas.microsoft.com/office/drawing/2016/ink" xmlns:am3d="http://schemas.microsoft.com/office/drawing/2017/model3d" xmlns:o="urn:schemas-microsoft-com:office:office" xmlns:oel="http://schemas.microsoft.com/office/2019/extlst" xmlns:r="http://schemas.openxmlformats.org/officeDocument/2006/relationships" xmlns:m="http://schemas.openxmlformats.org/officeDocument/2006/math" xmlns:v="urn:schemas-microsoft-com:vml" xmlns:wp14="http://schemas.microsoft.com/office/word/2010/wordprocessingDrawing" xmlns:wp="http://schemas.openxmlformats.org/drawingml/2006/wordprocessingDrawing" xmlns:w10="urn:schemas-microsoft-com:office:word" xmlns:w="http://schemas.openxmlformats.org/wordprocessingml/2006/main" xmlns:w14="http://schemas.microsoft.com/office/word/2010/wordml" xmlns:w15="http://schemas.microsoft.com/office/word/2012/wordml" xmlns:w16cei="http://schemas.microsoft.com/office/word/2026/wordml/cei" xmlns:w16cex="http://schemas.microsoft.com/office/word/2018/wordml/cex" xmlns:w16cid="http://schemas.microsoft.com/office/word/2016/wordml/cid" xmlns:w16="http://schemas.microsoft.com/office/word/2018/wordml" xmlns:w16du="http://schemas.microsoft.com/office/word/2023/wordml/word16du" xmlns:w16sdtdh="http://schemas.microsoft.com/office/word/2020/wordml/sdtdatahash" xmlns:w16sdtfl="http://schemas.microsoft.com/office/word/2024/wordml/sdtformatlock" xmlns:w16se="http://schemas.microsoft.com/office/word/2015/wordml/symex" xmlns:wpg="http://schemas.microsoft.com/office/word/2010/wordprocessingGroup" xmlns:wpi="http://schemas.microsoft.com/office/word/2010/wordprocessingInk" xmlns:wne="http://schemas.microsoft.com/office/word/2006/wordml" xmlns:wps="http://schemas.microsoft.com/office/word/2010/wordprocessingShape" mc:Ignorable="w14 w15 w16se w16cid w16 w16cex w16sdtdh w16sdtfl w16du wp14">
   <w:body>
     <w:p>
       <w:pPr>
@@ -35,7 +35,7 @@
     <w:p>
       <w:r>
         <w:pict w14:anchorId="31AF04E1">
-          <v:rect id="_x0000_i1194" style="width:0;height:1.5pt" o:hralign="center" o:hrstd="t" o:hr="t" fillcolor="#a0a0a0" stroked="f"/>
+          <v:rect id="_x0000_i1025" style="width:0;height:1.5pt" o:hralign="center" o:hrstd="t" o:hr="t" fillcolor="#a0a0a0" stroked="f"/>
         </w:pict>
       </w:r>
     </w:p>
@@ -137,7 +137,7 @@
     <w:p>
       <w:r>
         <w:pict w14:anchorId="225AEE20">
-          <v:rect id="_x0000_i1195" style="width:0;height:1.5pt" o:hralign="center" o:hrstd="t" o:hr="t" fillcolor="#a0a0a0" stroked="f"/>
+          <v:rect id="_x0000_i1026" style="width:0;height:1.5pt" o:hralign="center" o:hrstd="t" o:hr="t" fillcolor="#a0a0a0" stroked="f"/>
         </w:pict>
       </w:r>
     </w:p>
@@ -168,7 +168,13 @@
         <w:t>Future Simple</w:t>
       </w:r>
       <w:r>
-        <w:t>) được dùng để diễn tả một hành động hoặc sự việc sẽ xảy ra trong tương lai.</w:t>
+        <w:t xml:space="preserve">) được dùng để diễn tả một hành động hoặc sự việc sẽ xảy ra trong tương </w:t>
+      </w:r>
+      <w:r>
+        <w:t>.</w:t>
+      </w:r>
+      <w:r>
+        <w:t>lai.</w:t>
       </w:r>
     </w:p>
     <w:p>
@@ -286,7 +292,7 @@
     <w:p>
       <w:r>
         <w:pict w14:anchorId="156E18EB">
-          <v:rect id="_x0000_i1196" style="width:0;height:1.5pt" o:hralign="center" o:hrstd="t" o:hr="t" fillcolor="#a0a0a0" stroked="f"/>
+          <v:rect id="_x0000_i1027" style="width:0;height:1.5pt" o:hralign="center" o:hrstd="t" o:hr="t" fillcolor="#a0a0a0" stroked="f"/>
         </w:pict>
       </w:r>
     </w:p>
@@ -405,7 +411,7 @@
     <w:p>
       <w:r>
         <w:pict w14:anchorId="3BBEBA4D">
-          <v:rect id="_x0000_i1197" style="width:0;height:1.5pt" o:hralign="center" o:hrstd="t" o:hr="t" fillcolor="#a0a0a0" stroked="f"/>
+          <v:rect id="_x0000_i1028" style="width:0;height:1.5pt" o:hralign="center" o:hrstd="t" o:hr="t" fillcolor="#a0a0a0" stroked="f"/>
         </w:pict>
       </w:r>
     </w:p>
@@ -508,7 +514,7 @@
     <w:p>
       <w:r>
         <w:pict w14:anchorId="1EFDE807">
-          <v:rect id="_x0000_i1198" style="width:0;height:1.5pt" o:hralign="center" o:hrstd="t" o:hr="t" fillcolor="#a0a0a0" stroked="f"/>
+          <v:rect id="_x0000_i1029" style="width:0;height:1.5pt" o:hralign="center" o:hrstd="t" o:hr="t" fillcolor="#a0a0a0" stroked="f"/>
         </w:pict>
       </w:r>
     </w:p>
@@ -656,7 +662,7 @@
     <w:p>
       <w:r>
         <w:pict w14:anchorId="0DBB1609">
-          <v:rect id="_x0000_i1199" style="width:0;height:1.5pt" o:hralign="center" o:hrstd="t" o:hr="t" fillcolor="#a0a0a0" stroked="f"/>
+          <v:rect id="_x0000_i1030" style="width:0;height:1.5pt" o:hralign="center" o:hrstd="t" o:hr="t" fillcolor="#a0a0a0" stroked="f"/>
         </w:pict>
       </w:r>
     </w:p>
@@ -730,7 +736,7 @@
     <w:p>
       <w:r>
         <w:pict w14:anchorId="5D49014E">
-          <v:rect id="_x0000_i1200" style="width:0;height:1.5pt" o:hralign="center" o:hrstd="t" o:hr="t" fillcolor="#a0a0a0" stroked="f"/>
+          <v:rect id="_x0000_i1031" style="width:0;height:1.5pt" o:hralign="center" o:hrstd="t" o:hr="t" fillcolor="#a0a0a0" stroked="f"/>
         </w:pict>
       </w:r>
     </w:p>
@@ -788,7 +794,7 @@
     <w:p>
       <w:r>
         <w:pict w14:anchorId="54C3E35A">
-          <v:rect id="_x0000_i1201" style="width:0;height:1.5pt" o:hralign="center" o:hrstd="t" o:hr="t" fillcolor="#a0a0a0" stroked="f"/>
+          <v:rect id="_x0000_i1032" style="width:0;height:1.5pt" o:hralign="center" o:hrstd="t" o:hr="t" fillcolor="#a0a0a0" stroked="f"/>
         </w:pict>
       </w:r>
     </w:p>
@@ -846,7 +852,7 @@
     <w:p>
       <w:r>
         <w:pict w14:anchorId="79F5E19D">
-          <v:rect id="_x0000_i1202" style="width:0;height:1.5pt" o:hralign="center" o:hrstd="t" o:hr="t" fillcolor="#a0a0a0" stroked="f"/>
+          <v:rect id="_x0000_i1033" style="width:0;height:1.5pt" o:hralign="center" o:hrstd="t" o:hr="t" fillcolor="#a0a0a0" stroked="f"/>
         </w:pict>
       </w:r>
     </w:p>
@@ -904,7 +910,7 @@
     <w:p>
       <w:r>
         <w:pict w14:anchorId="68DD2FC8">
-          <v:rect id="_x0000_i1203" style="width:0;height:1.5pt" o:hralign="center" o:hrstd="t" o:hr="t" fillcolor="#a0a0a0" stroked="f"/>
+          <v:rect id="_x0000_i1034" style="width:0;height:1.5pt" o:hralign="center" o:hrstd="t" o:hr="t" fillcolor="#a0a0a0" stroked="f"/>
         </w:pict>
       </w:r>
     </w:p>
@@ -962,7 +968,7 @@
     <w:p>
       <w:r>
         <w:pict w14:anchorId="087EED4B">
-          <v:rect id="_x0000_i1204" style="width:0;height:1.5pt" o:hralign="center" o:hrstd="t" o:hr="t" fillcolor="#a0a0a0" stroked="f"/>
+          <v:rect id="_x0000_i1035" style="width:0;height:1.5pt" o:hralign="center" o:hrstd="t" o:hr="t" fillcolor="#a0a0a0" stroked="f"/>
         </w:pict>
       </w:r>
     </w:p>
@@ -1020,7 +1026,7 @@
     <w:p>
       <w:r>
         <w:pict w14:anchorId="0861FD5D">
-          <v:rect id="_x0000_i1205" style="width:0;height:1.5pt" o:hralign="center" o:hrstd="t" o:hr="t" fillcolor="#a0a0a0" stroked="f"/>
+          <v:rect id="_x0000_i1036" style="width:0;height:1.5pt" o:hralign="center" o:hrstd="t" o:hr="t" fillcolor="#a0a0a0" stroked="f"/>
         </w:pict>
       </w:r>
     </w:p>
@@ -1192,7 +1198,7 @@
     <w:p>
       <w:r>
         <w:pict w14:anchorId="32418538">
-          <v:rect id="_x0000_i1206" style="width:0;height:1.5pt" o:hralign="center" o:hrstd="t" o:hr="t" fillcolor="#a0a0a0" stroked="f"/>
+          <v:rect id="_x0000_i1037" style="width:0;height:1.5pt" o:hralign="center" o:hrstd="t" o:hr="t" fillcolor="#a0a0a0" stroked="f"/>
         </w:pict>
       </w:r>
     </w:p>
@@ -1273,7 +1279,7 @@
     <w:p>
       <w:r>
         <w:pict w14:anchorId="16A0842C">
-          <v:rect id="_x0000_i1207" style="width:0;height:1.5pt" o:hralign="center" o:hrstd="t" o:hr="t" fillcolor="#a0a0a0" stroked="f"/>
+          <v:rect id="_x0000_i1038" style="width:0;height:1.5pt" o:hralign="center" o:hrstd="t" o:hr="t" fillcolor="#a0a0a0" stroked="f"/>
         </w:pict>
       </w:r>
     </w:p>
@@ -1446,7 +1452,7 @@
     <w:p>
       <w:r>
         <w:pict w14:anchorId="26FB42C2">
-          <v:rect id="_x0000_i1208" style="width:0;height:1.5pt" o:hralign="center" o:hrstd="t" o:hr="t" fillcolor="#a0a0a0" stroked="f"/>
+          <v:rect id="_x0000_i1039" style="width:0;height:1.5pt" o:hralign="center" o:hrstd="t" o:hr="t" fillcolor="#a0a0a0" stroked="f"/>
         </w:pict>
       </w:r>
     </w:p>
@@ -1471,7 +1477,7 @@
     <w:p>
       <w:r>
         <w:pict w14:anchorId="103CDDDA">
-          <v:rect id="_x0000_i1209" style="width:0;height:1.5pt" o:hralign="center" o:hrstd="t" o:hr="t" fillcolor="#a0a0a0" stroked="f"/>
+          <v:rect id="_x0000_i1040" style="width:0;height:1.5pt" o:hralign="center" o:hrstd="t" o:hr="t" fillcolor="#a0a0a0" stroked="f"/>
         </w:pict>
       </w:r>
     </w:p>
@@ -1495,7 +1501,7 @@
     <w:p>
       <w:r>
         <w:pict w14:anchorId="0A17B1B7">
-          <v:rect id="_x0000_i1210" style="width:0;height:1.5pt" o:hralign="center" o:hrstd="t" o:hr="t" fillcolor="#a0a0a0" stroked="f"/>
+          <v:rect id="_x0000_i1041" style="width:0;height:1.5pt" o:hralign="center" o:hrstd="t" o:hr="t" fillcolor="#a0a0a0" stroked="f"/>
         </w:pict>
       </w:r>
     </w:p>
@@ -1516,7 +1522,7 @@
     <w:p>
       <w:r>
         <w:pict w14:anchorId="4A0971D4">
-          <v:rect id="_x0000_i1211" style="width:0;height:1.5pt" o:hralign="center" o:hrstd="t" o:hr="t" fillcolor="#a0a0a0" stroked="f"/>
+          <v:rect id="_x0000_i1042" style="width:0;height:1.5pt" o:hralign="center" o:hrstd="t" o:hr="t" fillcolor="#a0a0a0" stroked="f"/>
         </w:pict>
       </w:r>
     </w:p>
@@ -1646,7 +1652,7 @@
     <w:p>
       <w:r>
         <w:pict w14:anchorId="67609C44">
-          <v:rect id="_x0000_i1212" style="width:0;height:1.5pt" o:hralign="center" o:hrstd="t" o:hr="t" fillcolor="#a0a0a0" stroked="f"/>
+          <v:rect id="_x0000_i1043" style="width:0;height:1.5pt" o:hralign="center" o:hrstd="t" o:hr="t" fillcolor="#a0a0a0" stroked="f"/>
         </w:pict>
       </w:r>
     </w:p>
@@ -1849,7 +1855,7 @@
     <w:p>
       <w:r>
         <w:pict w14:anchorId="0057DD22">
-          <v:rect id="_x0000_i1213" style="width:0;height:1.5pt" o:hralign="center" o:hrstd="t" o:hr="t" fillcolor="#a0a0a0" stroked="f"/>
+          <v:rect id="_x0000_i1044" style="width:0;height:1.5pt" o:hralign="center" o:hrstd="t" o:hr="t" fillcolor="#a0a0a0" stroked="f"/>
         </w:pict>
       </w:r>
     </w:p>
@@ -1985,7 +1991,7 @@
     <w:p>
       <w:r>
         <w:pict w14:anchorId="45CB2191">
-          <v:rect id="_x0000_i1214" style="width:0;height:1.5pt" o:hralign="center" o:hrstd="t" o:hr="t" fillcolor="#a0a0a0" stroked="f"/>
+          <v:rect id="_x0000_i1045" style="width:0;height:1.5pt" o:hralign="center" o:hrstd="t" o:hr="t" fillcolor="#a0a0a0" stroked="f"/>
         </w:pict>
       </w:r>
     </w:p>
@@ -2029,7 +2035,7 @@
     <w:p>
       <w:r>
         <w:pict w14:anchorId="1CD384B5">
-          <v:rect id="_x0000_i1215" style="width:0;height:1.5pt" o:hralign="center" o:hrstd="t" o:hr="t" fillcolor="#a0a0a0" stroked="f"/>
+          <v:rect id="_x0000_i1046" style="width:0;height:1.5pt" o:hralign="center" o:hrstd="t" o:hr="t" fillcolor="#a0a0a0" stroked="f"/>
         </w:pict>
       </w:r>
     </w:p>
@@ -2058,7 +2064,7 @@
     <w:p>
       <w:r>
         <w:pict w14:anchorId="7996CB1F">
-          <v:rect id="_x0000_i1216" style="width:0;height:1.5pt" o:hralign="center" o:hrstd="t" o:hr="t" fillcolor="#a0a0a0" stroked="f"/>
+          <v:rect id="_x0000_i1047" style="width:0;height:1.5pt" o:hralign="center" o:hrstd="t" o:hr="t" fillcolor="#a0a0a0" stroked="f"/>
         </w:pict>
       </w:r>
     </w:p>
@@ -2087,7 +2093,7 @@
     <w:p>
       <w:r>
         <w:pict w14:anchorId="28FB6D62">
-          <v:rect id="_x0000_i1217" style="width:0;height:1.5pt" o:hralign="center" o:hrstd="t" o:hr="t" fillcolor="#a0a0a0" stroked="f"/>
+          <v:rect id="_x0000_i1048" style="width:0;height:1.5pt" o:hralign="center" o:hrstd="t" o:hr="t" fillcolor="#a0a0a0" stroked="f"/>
         </w:pict>
       </w:r>
     </w:p>
@@ -2116,7 +2122,7 @@
     <w:p>
       <w:r>
         <w:pict w14:anchorId="50A00BA9">
-          <v:rect id="_x0000_i1218" style="width:0;height:1.5pt" o:hralign="center" o:hrstd="t" o:hr="t" fillcolor="#a0a0a0" stroked="f"/>
+          <v:rect id="_x0000_i1049" style="width:0;height:1.5pt" o:hralign="center" o:hrstd="t" o:hr="t" fillcolor="#a0a0a0" stroked="f"/>
         </w:pict>
       </w:r>
     </w:p>
@@ -2265,7 +2271,7 @@
     <w:p>
       <w:r>
         <w:pict w14:anchorId="26EC420A">
-          <v:rect id="_x0000_i1219" style="width:0;height:1.5pt" o:hralign="center" o:hrstd="t" o:hr="t" fillcolor="#a0a0a0" stroked="f"/>
+          <v:rect id="_x0000_i1050" style="width:0;height:1.5pt" o:hralign="center" o:hrstd="t" o:hr="t" fillcolor="#a0a0a0" stroked="f"/>
         </w:pict>
       </w:r>
     </w:p>
@@ -2546,7 +2552,7 @@
 </file>
 
 <file path=word/numbering.xml><?xml version="1.0" encoding="utf-8"?>
-<w:numbering xmlns:wpc="http://schemas.microsoft.com/office/word/2010/wordprocessingCanvas" xmlns:cx="http://schemas.microsoft.com/office/drawing/2014/chartex" xmlns:cx1="http://schemas.microsoft.com/office/drawing/2015/9/8/chartex" xmlns:cx2="http://schemas.microsoft.com/office/drawing/2015/10/21/chartex" xmlns:cx3="http://schemas.microsoft.com/office/drawing/2016/5/9/chartex" xmlns:cx4="http://schemas.microsoft.com/office/drawing/2016/5/10/chartex" xmlns:cx5="http://schemas.microsoft.com/office/drawing/2016/5/11/chartex" xmlns:cx6="http://schemas.microsoft.com/office/drawing/2016/5/12/chartex" xmlns:cx7="http://schemas.microsoft.com/office/drawing/2016/5/13/chartex" xmlns:cx8="http://schemas.microsoft.com/office/drawing/2016/5/14/chartex" xmlns:mc="http://schemas.openxmlformats.org/markup-compatibility/2006" xmlns:aink="http://schemas.microsoft.com/office/drawing/2016/ink" xmlns:am3d="http://schemas.microsoft.com/office/drawing/2017/model3d" xmlns:o="urn:schemas-microsoft-com:office:office" xmlns:oel="http://schemas.microsoft.com/office/2019/extlst" xmlns:r="http://schemas.openxmlformats.org/officeDocument/2006/relationships" xmlns:m="http://schemas.openxmlformats.org/officeDocument/2006/math" xmlns:v="urn:schemas-microsoft-com:vml" xmlns:wp14="http://schemas.microsoft.com/office/word/2010/wordprocessingDrawing" xmlns:wp="http://schemas.openxmlformats.org/drawingml/2006/wordprocessingDrawing" xmlns:w10="urn:schemas-microsoft-com:office:word" xmlns:w="http://schemas.openxmlformats.org/wordprocessingml/2006/main" xmlns:w14="http://schemas.microsoft.com/office/word/2010/wordml" xmlns:w15="http://schemas.microsoft.com/office/word/2012/wordml" xmlns:w16cex="http://schemas.microsoft.com/office/word/2018/wordml/cex" xmlns:w16cid="http://schemas.microsoft.com/office/word/2016/wordml/cid" xmlns:w16="http://schemas.microsoft.com/office/word/2018/wordml" xmlns:w16du="http://schemas.microsoft.com/office/word/2023/wordml/word16du" xmlns:w16sdtdh="http://schemas.microsoft.com/office/word/2020/wordml/sdtdatahash" xmlns:w16sdtfl="http://schemas.microsoft.com/office/word/2024/wordml/sdtformatlock" xmlns:w16se="http://schemas.microsoft.com/office/word/2015/wordml/symex" xmlns:wpg="http://schemas.microsoft.com/office/word/2010/wordprocessingGroup" xmlns:wpi="http://schemas.microsoft.com/office/word/2010/wordprocessingInk" xmlns:wne="http://schemas.microsoft.com/office/word/2006/wordml" xmlns:wps="http://schemas.microsoft.com/office/word/2010/wordprocessingShape" mc:Ignorable="w14 w15 w16se w16cid w16 w16cex w16sdtdh w16sdtfl w16du wp14">
+<w:numbering xmlns:wpc="http://schemas.microsoft.com/office/word/2010/wordprocessingCanvas" xmlns:cx="http://schemas.microsoft.com/office/drawing/2014/chartex" xmlns:cx1="http://schemas.microsoft.com/office/drawing/2015/9/8/chartex" xmlns:cx2="http://schemas.microsoft.com/office/drawing/2015/10/21/chartex" xmlns:cx3="http://schemas.microsoft.com/office/drawing/2016/5/9/chartex" xmlns:cx4="http://schemas.microsoft.com/office/drawing/2016/5/10/chartex" xmlns:cx5="http://schemas.microsoft.com/office/drawing/2016/5/11/chartex" xmlns:cx6="http://schemas.microsoft.com/office/drawing/2016/5/12/chartex" xmlns:cx7="http://schemas.microsoft.com/office/drawing/2016/5/13/chartex" xmlns:cx8="http://schemas.microsoft.com/office/drawing/2016/5/14/chartex" xmlns:mc="http://schemas.openxmlformats.org/markup-compatibility/2006" xmlns:aink="http://schemas.microsoft.com/office/drawing/2016/ink" xmlns:am3d="http://schemas.microsoft.com/office/drawing/2017/model3d" xmlns:o="urn:schemas-microsoft-com:office:office" xmlns:oel="http://schemas.microsoft.com/office/2019/extlst" xmlns:r="http://schemas.openxmlformats.org/officeDocument/2006/relationships" xmlns:m="http://schemas.openxmlformats.org/officeDocument/2006/math" xmlns:v="urn:schemas-microsoft-com:vml" xmlns:wp14="http://schemas.microsoft.com/office/word/2010/wordprocessingDrawing" xmlns:wp="http://schemas.openxmlformats.org/drawingml/2006/wordprocessingDrawing" xmlns:w10="urn:schemas-microsoft-com:office:word" xmlns:w="http://schemas.openxmlformats.org/wordprocessingml/2006/main" xmlns:w14="http://schemas.microsoft.com/office/word/2010/wordml" xmlns:w15="http://schemas.microsoft.com/office/word/2012/wordml" xmlns:w16cei="http://schemas.microsoft.com/office/word/2026/wordml/cei" xmlns:w16cex="http://schemas.microsoft.com/office/word/2018/wordml/cex" xmlns:w16cid="http://schemas.microsoft.com/office/word/2016/wordml/cid" xmlns:w16="http://schemas.microsoft.com/office/word/2018/wordml" xmlns:w16du="http://schemas.microsoft.com/office/word/2023/wordml/word16du" xmlns:w16sdtdh="http://schemas.microsoft.com/office/word/2020/wordml/sdtdatahash" xmlns:w16sdtfl="http://schemas.microsoft.com/office/word/2024/wordml/sdtformatlock" xmlns:w16se="http://schemas.microsoft.com/office/word/2015/wordml/symex" xmlns:wpg="http://schemas.microsoft.com/office/word/2010/wordprocessingGroup" xmlns:wpi="http://schemas.microsoft.com/office/word/2010/wordprocessingInk" xmlns:wne="http://schemas.microsoft.com/office/word/2006/wordml" xmlns:wps="http://schemas.microsoft.com/office/word/2010/wordprocessingShape" mc:Ignorable="w14 w15 w16se w16cid w16 w16cex w16sdtdh w16sdtfl w16du wp14">
   <w:abstractNum w:abstractNumId="0" w15:restartNumberingAfterBreak="0">
     <w:nsid w:val="02B9344B"/>
     <w:multiLevelType w:val="multilevel"/>
@@ -5889,6 +5895,7 @@
   <w:style w:type="character" w:default="1" w:styleId="DefaultParagraphFont">
     <w:name w:val="Default Paragraph Font"/>
     <w:uiPriority w:val="1"/>
+    <w:semiHidden/>
     <w:unhideWhenUsed/>
   </w:style>
   <w:style w:type="table" w:default="1" w:styleId="TableNormal">
